--- a/public/templates/beautiful-creations/tender/TENDERFORM.docx
+++ b/public/templates/beautiful-creations/tender/TENDERFORM.docx
@@ -309,7 +309,7 @@
           <w:sz w:val="24"/>
           <w:szCs w:val="24"/>
         </w:rPr>
-        <w:t>19</w:t>
+        <w:t>{{dateDay}}{{daySuffix}} {{dateMonth}}, {{dateYear}}</w:t>
       </w:r>
       <w:r>
         <w:rPr>
@@ -318,7 +318,7 @@
           <w:szCs w:val="24"/>
           <w:vertAlign w:val="superscript"/>
         </w:rPr>
-        <w:t>th</w:t>
+        <w:t/>
       </w:r>
       <w:r>
         <w:rPr>
@@ -326,7 +326,7 @@
           <w:sz w:val="24"/>
           <w:szCs w:val="24"/>
         </w:rPr>
-        <w:t xml:space="preserve"> February</w:t>
+        <w:t xml:space="preserve"/>
       </w:r>
       <w:r>
         <w:rPr>
@@ -334,7 +334,7 @@
           <w:sz w:val="24"/>
           <w:szCs w:val="24"/>
         </w:rPr>
-        <w:t>, 202</w:t>
+        <w:t/>
       </w:r>
       <w:r>
         <w:rPr>
@@ -342,7 +342,7 @@
           <w:sz w:val="24"/>
           <w:szCs w:val="24"/>
         </w:rPr>
-        <w:t>6</w:t>
+        <w:t/>
       </w:r>
     </w:p>
     <w:p>
@@ -396,7 +396,7 @@
           <w:sz w:val="28"/>
           <w:szCs w:val="26"/>
         </w:rPr>
-        <w:t>SQ NO.: CR/SLCH/GD/001/25</w:t>
+        <w:t>SQ NO.: {{sqNumber}}</w:t>
       </w:r>
     </w:p>
     <w:p>
@@ -475,7 +475,7 @@
           <w:sz w:val="28"/>
           <w:szCs w:val="28"/>
         </w:rPr>
-        <w:t>ST.</w:t>
+        <w:t>{{hospitalName}}</w:t>
       </w:r>
       <w:r>
         <w:rPr>
@@ -485,7 +485,7 @@
           <w:sz w:val="28"/>
           <w:szCs w:val="28"/>
         </w:rPr>
-        <w:t xml:space="preserve"> LUKE’S</w:t>
+        <w:t xml:space="preserve"/>
       </w:r>
       <w:r>
         <w:rPr>
@@ -495,7 +495,7 @@
           <w:sz w:val="28"/>
           <w:szCs w:val="28"/>
         </w:rPr>
-        <w:t xml:space="preserve"> CATHOLIC HOSPITAL</w:t>
+        <w:t xml:space="preserve"/>
       </w:r>
     </w:p>
     <w:p>
@@ -522,7 +522,7 @@
           <w:sz w:val="28"/>
           <w:szCs w:val="28"/>
         </w:rPr>
-        <w:t xml:space="preserve">P. O. BOX </w:t>
+        <w:t xml:space="preserve">{{hospitalAddress}}</w:t>
       </w:r>
       <w:r>
         <w:rPr>
@@ -532,7 +532,7 @@
           <w:sz w:val="28"/>
           <w:szCs w:val="28"/>
         </w:rPr>
-        <w:t>AP 5</w:t>
+        <w:t/>
       </w:r>
       <w:r>
         <w:rPr>
@@ -542,7 +542,7 @@
           <w:sz w:val="28"/>
           <w:szCs w:val="28"/>
         </w:rPr>
-        <w:t>,</w:t>
+        <w:t/>
       </w:r>
       <w:r>
         <w:rPr>
@@ -590,7 +590,7 @@
           <w:sz w:val="28"/>
           <w:szCs w:val="28"/>
         </w:rPr>
-        <w:t>APAM</w:t>
+        <w:t/>
       </w:r>
     </w:p>
     <w:p>
@@ -617,7 +617,7 @@
           <w:sz w:val="28"/>
           <w:szCs w:val="28"/>
         </w:rPr>
-        <w:t>CENTRAL</w:t>
+        <w:t/>
       </w:r>
       <w:r>
         <w:rPr>
@@ -627,7 +627,7 @@
           <w:sz w:val="28"/>
           <w:szCs w:val="28"/>
         </w:rPr>
-        <w:t xml:space="preserve"> REGION</w:t>
+        <w:t xml:space="preserve"/>
       </w:r>
     </w:p>
     <w:p>
@@ -747,15 +747,15 @@
           <w:sz w:val="28"/>
           <w:szCs w:val="28"/>
         </w:rPr>
-        <w:t>NON-DRUG</w:t>
-      </w:r>
-      <w:r>
-        <w:rPr>
-          <w:rFonts w:ascii="Times New Roman" w:hAnsi="Times New Roman" w:cs="Times New Roman"/>
-          <w:sz w:val="28"/>
-          <w:szCs w:val="28"/>
-        </w:rPr>
-        <w:t xml:space="preserve"> </w:t>
+        <w:t>{{itemNameUpper}}</w:t>
+      </w:r>
+      <w:r>
+        <w:rPr>
+          <w:rFonts w:ascii="Times New Roman" w:hAnsi="Times New Roman" w:cs="Times New Roman"/>
+          <w:sz w:val="28"/>
+          <w:szCs w:val="28"/>
+        </w:rPr>
+        <w:t xml:space="preserve"/>
       </w:r>
       <w:r>
         <w:rPr>
@@ -765,7 +765,7 @@
           <w:sz w:val="28"/>
           <w:szCs w:val="28"/>
         </w:rPr>
-        <w:t>CONSUMABLES</w:t>
+        <w:t/>
       </w:r>
       <w:r>
         <w:rPr>
@@ -834,178 +834,178 @@
           <w:sz w:val="28"/>
           <w:szCs w:val="28"/>
         </w:rPr>
-        <w:t>FOUR</w:t>
-      </w:r>
-      <w:r>
-        <w:rPr>
-          <w:rFonts w:ascii="Times New Roman" w:hAnsi="Times New Roman" w:cs="Times New Roman"/>
-          <w:b/>
-          <w:sz w:val="28"/>
-          <w:szCs w:val="28"/>
-        </w:rPr>
-        <w:t xml:space="preserve"> MILLION, </w:t>
-      </w:r>
-      <w:r>
-        <w:rPr>
-          <w:rFonts w:ascii="Times New Roman" w:hAnsi="Times New Roman" w:cs="Times New Roman"/>
-          <w:b/>
-          <w:sz w:val="28"/>
-          <w:szCs w:val="28"/>
-        </w:rPr>
-        <w:t>SEVEN</w:t>
-      </w:r>
-      <w:r>
-        <w:rPr>
-          <w:rFonts w:ascii="Times New Roman" w:hAnsi="Times New Roman" w:cs="Times New Roman"/>
-          <w:b/>
-          <w:sz w:val="28"/>
-          <w:szCs w:val="28"/>
-        </w:rPr>
-        <w:t xml:space="preserve"> HUNDRED AND </w:t>
-      </w:r>
-      <w:r>
-        <w:rPr>
-          <w:rFonts w:ascii="Times New Roman" w:hAnsi="Times New Roman" w:cs="Times New Roman"/>
-          <w:b/>
-          <w:sz w:val="28"/>
-          <w:szCs w:val="28"/>
-        </w:rPr>
-        <w:t>FORTY</w:t>
-      </w:r>
-      <w:r>
-        <w:rPr>
-          <w:rFonts w:ascii="Times New Roman" w:hAnsi="Times New Roman" w:cs="Times New Roman"/>
-          <w:b/>
-          <w:sz w:val="28"/>
-          <w:szCs w:val="28"/>
-        </w:rPr>
-        <w:t xml:space="preserve"> </w:t>
-      </w:r>
-      <w:r>
-        <w:rPr>
-          <w:rFonts w:ascii="Times New Roman" w:hAnsi="Times New Roman" w:cs="Times New Roman"/>
-          <w:b/>
-          <w:sz w:val="28"/>
-          <w:szCs w:val="28"/>
-        </w:rPr>
-        <w:t>SIX</w:t>
-      </w:r>
-      <w:r>
-        <w:rPr>
-          <w:rFonts w:ascii="Times New Roman" w:hAnsi="Times New Roman" w:cs="Times New Roman"/>
-          <w:b/>
-          <w:sz w:val="28"/>
-          <w:szCs w:val="28"/>
-        </w:rPr>
-        <w:t xml:space="preserve"> THOUSAND, </w:t>
-      </w:r>
-      <w:r>
-        <w:rPr>
-          <w:rFonts w:ascii="Times New Roman" w:hAnsi="Times New Roman" w:cs="Times New Roman"/>
-          <w:b/>
-          <w:sz w:val="28"/>
-          <w:szCs w:val="28"/>
-        </w:rPr>
-        <w:t>EIGHT</w:t>
-      </w:r>
-      <w:r>
-        <w:rPr>
-          <w:rFonts w:ascii="Times New Roman" w:hAnsi="Times New Roman" w:cs="Times New Roman"/>
-          <w:b/>
-          <w:sz w:val="28"/>
-          <w:szCs w:val="28"/>
-        </w:rPr>
-        <w:t xml:space="preserve"> HUNDRED AND </w:t>
-      </w:r>
-      <w:r>
-        <w:rPr>
-          <w:rFonts w:ascii="Times New Roman" w:hAnsi="Times New Roman" w:cs="Times New Roman"/>
-          <w:b/>
-          <w:sz w:val="28"/>
-          <w:szCs w:val="28"/>
-        </w:rPr>
-        <w:t>EIGHTY</w:t>
-      </w:r>
-      <w:r>
-        <w:rPr>
-          <w:rFonts w:ascii="Times New Roman" w:hAnsi="Times New Roman" w:cs="Times New Roman"/>
-          <w:b/>
-          <w:sz w:val="28"/>
-          <w:szCs w:val="28"/>
-        </w:rPr>
-        <w:t xml:space="preserve"> </w:t>
-      </w:r>
-      <w:r>
-        <w:rPr>
-          <w:rFonts w:ascii="Times New Roman" w:hAnsi="Times New Roman" w:cs="Times New Roman"/>
-          <w:b/>
-          <w:sz w:val="28"/>
-          <w:szCs w:val="28"/>
-        </w:rPr>
-        <w:t>ONE</w:t>
-      </w:r>
-      <w:r>
-        <w:rPr>
-          <w:rFonts w:ascii="Times New Roman" w:hAnsi="Times New Roman" w:cs="Times New Roman"/>
-          <w:b/>
-          <w:sz w:val="28"/>
-          <w:szCs w:val="28"/>
-        </w:rPr>
-        <w:t xml:space="preserve"> </w:t>
-      </w:r>
-      <w:r>
-        <w:rPr>
-          <w:rFonts w:ascii="Times New Roman" w:hAnsi="Times New Roman" w:cs="Times New Roman"/>
-          <w:b/>
-          <w:sz w:val="28"/>
-          <w:szCs w:val="28"/>
-        </w:rPr>
-        <w:t>GHANA CEDIS</w:t>
-      </w:r>
-      <w:r>
-        <w:rPr>
-          <w:rFonts w:ascii="Times New Roman" w:hAnsi="Times New Roman" w:cs="Times New Roman"/>
-          <w:b/>
-          <w:sz w:val="28"/>
-          <w:szCs w:val="28"/>
-        </w:rPr>
-        <w:t xml:space="preserve">, </w:t>
-      </w:r>
-      <w:r>
-        <w:rPr>
-          <w:rFonts w:ascii="Times New Roman" w:hAnsi="Times New Roman" w:cs="Times New Roman"/>
-          <w:b/>
-          <w:sz w:val="28"/>
-          <w:szCs w:val="28"/>
-        </w:rPr>
-        <w:t>FIFTY</w:t>
-      </w:r>
-      <w:r>
-        <w:rPr>
-          <w:rFonts w:ascii="Times New Roman" w:hAnsi="Times New Roman" w:cs="Times New Roman"/>
-          <w:b/>
-          <w:sz w:val="28"/>
-          <w:szCs w:val="28"/>
-        </w:rPr>
-        <w:t xml:space="preserve"> GHANA PESEWAS </w:t>
-      </w:r>
-      <w:r>
-        <w:rPr>
-          <w:rFonts w:ascii="Times New Roman" w:hAnsi="Times New Roman" w:cs="Times New Roman"/>
-          <w:b/>
-          <w:sz w:val="28"/>
-          <w:szCs w:val="28"/>
-        </w:rPr>
-        <w:t xml:space="preserve"> </w:t>
-      </w:r>
-      <w:r>
-        <w:rPr>
-          <w:rFonts w:ascii="Times New Roman" w:hAnsi="Times New Roman" w:cs="Times New Roman"/>
-          <w:b/>
-          <w:sz w:val="28"/>
-          <w:szCs w:val="28"/>
-        </w:rPr>
-        <w:t>ONLY</w:t>
+        <w:t>{{grandTotalWords}}</w:t>
+      </w:r>
+      <w:r>
+        <w:rPr>
+          <w:rFonts w:ascii="Times New Roman" w:hAnsi="Times New Roman" w:cs="Times New Roman"/>
+          <w:b/>
+          <w:sz w:val="28"/>
+          <w:szCs w:val="28"/>
+        </w:rPr>
+        <w:t xml:space="preserve"/>
+      </w:r>
+      <w:r>
+        <w:rPr>
+          <w:rFonts w:ascii="Times New Roman" w:hAnsi="Times New Roman" w:cs="Times New Roman"/>
+          <w:b/>
+          <w:sz w:val="28"/>
+          <w:szCs w:val="28"/>
+        </w:rPr>
+        <w:t/>
+      </w:r>
+      <w:r>
+        <w:rPr>
+          <w:rFonts w:ascii="Times New Roman" w:hAnsi="Times New Roman" w:cs="Times New Roman"/>
+          <w:b/>
+          <w:sz w:val="28"/>
+          <w:szCs w:val="28"/>
+        </w:rPr>
+        <w:t xml:space="preserve"/>
+      </w:r>
+      <w:r>
+        <w:rPr>
+          <w:rFonts w:ascii="Times New Roman" w:hAnsi="Times New Roman" w:cs="Times New Roman"/>
+          <w:b/>
+          <w:sz w:val="28"/>
+          <w:szCs w:val="28"/>
+        </w:rPr>
+        <w:t/>
+      </w:r>
+      <w:r>
+        <w:rPr>
+          <w:rFonts w:ascii="Times New Roman" w:hAnsi="Times New Roman" w:cs="Times New Roman"/>
+          <w:b/>
+          <w:sz w:val="28"/>
+          <w:szCs w:val="28"/>
+        </w:rPr>
+        <w:t xml:space="preserve"/>
+      </w:r>
+      <w:r>
+        <w:rPr>
+          <w:rFonts w:ascii="Times New Roman" w:hAnsi="Times New Roman" w:cs="Times New Roman"/>
+          <w:b/>
+          <w:sz w:val="28"/>
+          <w:szCs w:val="28"/>
+        </w:rPr>
+        <w:t/>
+      </w:r>
+      <w:r>
+        <w:rPr>
+          <w:rFonts w:ascii="Times New Roman" w:hAnsi="Times New Roman" w:cs="Times New Roman"/>
+          <w:b/>
+          <w:sz w:val="28"/>
+          <w:szCs w:val="28"/>
+        </w:rPr>
+        <w:t xml:space="preserve"/>
+      </w:r>
+      <w:r>
+        <w:rPr>
+          <w:rFonts w:ascii="Times New Roman" w:hAnsi="Times New Roman" w:cs="Times New Roman"/>
+          <w:b/>
+          <w:sz w:val="28"/>
+          <w:szCs w:val="28"/>
+        </w:rPr>
+        <w:t/>
+      </w:r>
+      <w:r>
+        <w:rPr>
+          <w:rFonts w:ascii="Times New Roman" w:hAnsi="Times New Roman" w:cs="Times New Roman"/>
+          <w:b/>
+          <w:sz w:val="28"/>
+          <w:szCs w:val="28"/>
+        </w:rPr>
+        <w:t xml:space="preserve"/>
+      </w:r>
+      <w:r>
+        <w:rPr>
+          <w:rFonts w:ascii="Times New Roman" w:hAnsi="Times New Roman" w:cs="Times New Roman"/>
+          <w:b/>
+          <w:sz w:val="28"/>
+          <w:szCs w:val="28"/>
+        </w:rPr>
+        <w:t/>
+      </w:r>
+      <w:r>
+        <w:rPr>
+          <w:rFonts w:ascii="Times New Roman" w:hAnsi="Times New Roman" w:cs="Times New Roman"/>
+          <w:b/>
+          <w:sz w:val="28"/>
+          <w:szCs w:val="28"/>
+        </w:rPr>
+        <w:t xml:space="preserve"/>
+      </w:r>
+      <w:r>
+        <w:rPr>
+          <w:rFonts w:ascii="Times New Roman" w:hAnsi="Times New Roman" w:cs="Times New Roman"/>
+          <w:b/>
+          <w:sz w:val="28"/>
+          <w:szCs w:val="28"/>
+        </w:rPr>
+        <w:t/>
+      </w:r>
+      <w:r>
+        <w:rPr>
+          <w:rFonts w:ascii="Times New Roman" w:hAnsi="Times New Roman" w:cs="Times New Roman"/>
+          <w:b/>
+          <w:sz w:val="28"/>
+          <w:szCs w:val="28"/>
+        </w:rPr>
+        <w:t xml:space="preserve"/>
+      </w:r>
+      <w:r>
+        <w:rPr>
+          <w:rFonts w:ascii="Times New Roman" w:hAnsi="Times New Roman" w:cs="Times New Roman"/>
+          <w:b/>
+          <w:sz w:val="28"/>
+          <w:szCs w:val="28"/>
+        </w:rPr>
+        <w:t/>
+      </w:r>
+      <w:r>
+        <w:rPr>
+          <w:rFonts w:ascii="Times New Roman" w:hAnsi="Times New Roman" w:cs="Times New Roman"/>
+          <w:b/>
+          <w:sz w:val="28"/>
+          <w:szCs w:val="28"/>
+        </w:rPr>
+        <w:t xml:space="preserve"/>
+      </w:r>
+      <w:r>
+        <w:rPr>
+          <w:rFonts w:ascii="Times New Roman" w:hAnsi="Times New Roman" w:cs="Times New Roman"/>
+          <w:b/>
+          <w:sz w:val="28"/>
+          <w:szCs w:val="28"/>
+        </w:rPr>
+        <w:t/>
+      </w:r>
+      <w:r>
+        <w:rPr>
+          <w:rFonts w:ascii="Times New Roman" w:hAnsi="Times New Roman" w:cs="Times New Roman"/>
+          <w:b/>
+          <w:sz w:val="28"/>
+          <w:szCs w:val="28"/>
+        </w:rPr>
+        <w:t xml:space="preserve"/>
+      </w:r>
+      <w:r>
+        <w:rPr>
+          <w:rFonts w:ascii="Times New Roman" w:hAnsi="Times New Roman" w:cs="Times New Roman"/>
+          <w:b/>
+          <w:sz w:val="28"/>
+          <w:szCs w:val="28"/>
+        </w:rPr>
+        <w:t xml:space="preserve"/>
+      </w:r>
+      <w:r>
+        <w:rPr>
+          <w:rFonts w:ascii="Times New Roman" w:hAnsi="Times New Roman" w:cs="Times New Roman"/>
+          <w:b/>
+          <w:sz w:val="28"/>
+          <w:szCs w:val="28"/>
+        </w:rPr>
+        <w:t/>
       </w:r>
       <w:r>
         <w:rPr>
@@ -1059,7 +1059,7 @@
           <w:sz w:val="28"/>
           <w:szCs w:val="28"/>
         </w:rPr>
-        <w:t>4,746,881.50</w:t>
+        <w:t>{{grandTotal}}</w:t>
       </w:r>
       <w:r>
         <w:rPr>
@@ -2750,7 +2750,7 @@
           <w:sz w:val="28"/>
           <w:szCs w:val="28"/>
         </w:rPr>
-        <w:t>4,746,881.50</w:t>
+        <w:t>{{grandTotal}}</w:t>
       </w:r>
       <w:r>
         <w:rPr>
@@ -4490,7 +4490,7 @@
           <w:sz w:val="28"/>
           <w:szCs w:val="28"/>
         </w:rPr>
-        <w:t>19</w:t>
+        <w:t>{{dateDay}}{{daySuffix}} day of {{dateMonth}} {{dateYear}}</w:t>
       </w:r>
       <w:r>
         <w:rPr>
@@ -4502,7 +4502,7 @@
           <w:szCs w:val="28"/>
           <w:vertAlign w:val="superscript"/>
         </w:rPr>
-        <w:t>th</w:t>
+        <w:t/>
       </w:r>
       <w:r>
         <w:rPr>
@@ -4513,16 +4513,16 @@
           <w:sz w:val="28"/>
           <w:szCs w:val="28"/>
         </w:rPr>
-        <w:t xml:space="preserve"> </w:t>
-      </w:r>
-      <w:r>
-        <w:rPr>
-          <w:rFonts w:ascii="Times New Roman" w:hAnsi="Times New Roman" w:cs="Times New Roman"/>
-          <w:b/>
-          <w:sz w:val="28"/>
-          <w:szCs w:val="28"/>
-        </w:rPr>
-        <w:t>day</w:t>
+        <w:t xml:space="preserve"/>
+      </w:r>
+      <w:r>
+        <w:rPr>
+          <w:rFonts w:ascii="Times New Roman" w:hAnsi="Times New Roman" w:cs="Times New Roman"/>
+          <w:b/>
+          <w:sz w:val="28"/>
+          <w:szCs w:val="28"/>
+        </w:rPr>
+        <w:t/>
       </w:r>
       <w:r>
         <w:rPr>
@@ -4532,61 +4532,61 @@
           <w:sz w:val="28"/>
           <w:szCs w:val="28"/>
         </w:rPr>
-        <w:t xml:space="preserve"> </w:t>
-      </w:r>
-      <w:r>
-        <w:rPr>
-          <w:rFonts w:ascii="Times New Roman" w:hAnsi="Times New Roman" w:cs="Times New Roman"/>
-          <w:b/>
-          <w:sz w:val="28"/>
-          <w:szCs w:val="28"/>
-        </w:rPr>
-        <w:t>of</w:t>
-      </w:r>
-      <w:r>
-        <w:rPr>
-          <w:rFonts w:ascii="Times New Roman" w:hAnsi="Times New Roman" w:cs="Times New Roman"/>
-          <w:b/>
-          <w:sz w:val="28"/>
-          <w:szCs w:val="28"/>
-        </w:rPr>
-        <w:t xml:space="preserve"> </w:t>
-      </w:r>
-      <w:r>
-        <w:rPr>
-          <w:rFonts w:ascii="Times New Roman" w:hAnsi="Times New Roman" w:cs="Times New Roman"/>
-          <w:b/>
-          <w:sz w:val="28"/>
-          <w:szCs w:val="28"/>
-        </w:rPr>
-        <w:t>February</w:t>
-      </w:r>
-      <w:r>
-        <w:rPr>
-          <w:rFonts w:ascii="Times New Roman" w:hAnsi="Times New Roman" w:cs="Times New Roman"/>
-          <w:b/>
-          <w:sz w:val="28"/>
-          <w:szCs w:val="28"/>
-        </w:rPr>
-        <w:t xml:space="preserve"> </w:t>
-      </w:r>
-      <w:r>
-        <w:rPr>
-          <w:rFonts w:ascii="Times New Roman" w:hAnsi="Times New Roman" w:cs="Times New Roman"/>
-          <w:b/>
-          <w:sz w:val="28"/>
-          <w:szCs w:val="28"/>
-        </w:rPr>
-        <w:t>202</w:t>
-      </w:r>
-      <w:r>
-        <w:rPr>
-          <w:rFonts w:ascii="Times New Roman" w:hAnsi="Times New Roman" w:cs="Times New Roman"/>
-          <w:b/>
-          <w:sz w:val="28"/>
-          <w:szCs w:val="28"/>
-        </w:rPr>
-        <w:t>6</w:t>
+        <w:t xml:space="preserve"/>
+      </w:r>
+      <w:r>
+        <w:rPr>
+          <w:rFonts w:ascii="Times New Roman" w:hAnsi="Times New Roman" w:cs="Times New Roman"/>
+          <w:b/>
+          <w:sz w:val="28"/>
+          <w:szCs w:val="28"/>
+        </w:rPr>
+        <w:t/>
+      </w:r>
+      <w:r>
+        <w:rPr>
+          <w:rFonts w:ascii="Times New Roman" w:hAnsi="Times New Roman" w:cs="Times New Roman"/>
+          <w:b/>
+          <w:sz w:val="28"/>
+          <w:szCs w:val="28"/>
+        </w:rPr>
+        <w:t xml:space="preserve"/>
+      </w:r>
+      <w:r>
+        <w:rPr>
+          <w:rFonts w:ascii="Times New Roman" w:hAnsi="Times New Roman" w:cs="Times New Roman"/>
+          <w:b/>
+          <w:sz w:val="28"/>
+          <w:szCs w:val="28"/>
+        </w:rPr>
+        <w:t/>
+      </w:r>
+      <w:r>
+        <w:rPr>
+          <w:rFonts w:ascii="Times New Roman" w:hAnsi="Times New Roman" w:cs="Times New Roman"/>
+          <w:b/>
+          <w:sz w:val="28"/>
+          <w:szCs w:val="28"/>
+        </w:rPr>
+        <w:t xml:space="preserve"/>
+      </w:r>
+      <w:r>
+        <w:rPr>
+          <w:rFonts w:ascii="Times New Roman" w:hAnsi="Times New Roman" w:cs="Times New Roman"/>
+          <w:b/>
+          <w:sz w:val="28"/>
+          <w:szCs w:val="28"/>
+        </w:rPr>
+        <w:t/>
+      </w:r>
+      <w:r>
+        <w:rPr>
+          <w:rFonts w:ascii="Times New Roman" w:hAnsi="Times New Roman" w:cs="Times New Roman"/>
+          <w:b/>
+          <w:sz w:val="28"/>
+          <w:szCs w:val="28"/>
+        </w:rPr>
+        <w:t/>
       </w:r>
       <w:r>
         <w:rPr>
